--- a/04-evidencias/Proceso-instalacion-ISO.docx
+++ b/04-evidencias/Proceso-instalacion-ISO.docx
@@ -239,7 +239,7 @@
     </w:p>
     <w:p>
       <w:r>
-        <w:t>La guía del docente nombra la ISO como "CCSA_X64_FRE_ES-ES_DB5.iso". En el servidor Proxmox del laboratorio y en la USB preparada aparece como "CCSA_X64FRE_ES-ES_DV5.iso". Se usa la que está disponible en el servidor; queda por confirmar con el docente si corresponde al mismo archivo.</w:t>
+        <w:t>La guía del docente tiene un typo: dice "CCSA_X64_FRE_ES-ES_DB5.iso". El nombre correcto es "CCSA_X64FRE_ES-ES_DV5.iso", que es la ISO disponible en el servidor Proxmox del laboratorio y la que se usó para preparar la USB (ver capturas de Proxmox y WinSCP arriba).</w:t>
       </w:r>
     </w:p>
     <w:sectPr>
